--- a/2026-Q3/Devotionals/EulogyForJoAnnaParker-Rev4.docx
+++ b/2026-Q3/Devotionals/EulogyForJoAnnaParker-Rev4.docx
@@ -94,10 +94,7 @@
         <w:t xml:space="preserve">now </w:t>
       </w:r>
       <w:r>
-        <w:t>have the sacred honor to speak</w:t>
-      </w:r>
-      <w:r>
-        <w:t xml:space="preserve"> for </w:t>
+        <w:t xml:space="preserve">have the sacred honor to speak for </w:t>
       </w:r>
       <w:r>
         <w:rPr>
@@ -114,36 +111,38 @@
         <w:t xml:space="preserve"> Maxwell Parker</w:t>
       </w:r>
       <w:r>
-        <w:t xml:space="preserve">. </w:t>
-      </w:r>
-      <w:r>
-        <w:t xml:space="preserve"> </w:t>
-      </w:r>
-      <w:r>
-        <w:t>//</w:t>
-      </w:r>
-    </w:p>
-    <w:p>
-      <w:pPr>
-        <w:spacing w:after="200" w:line="276" w:lineRule="auto"/>
-        <w:rPr>
-          <w:b/>
-          <w:bCs/>
-          <w:highlight w:val="yellow"/>
-        </w:rPr>
-      </w:pPr>
-    </w:p>
-    <w:p>
-      <w:pPr>
-        <w:spacing w:after="200" w:line="276" w:lineRule="auto"/>
-      </w:pPr>
-      <w:r>
-        <w:rPr>
-          <w:b/>
-          <w:bCs/>
-          <w:highlight w:val="yellow"/>
-        </w:rPr>
-        <w:t>We were</w:t>
+        <w:t>.  //</w:t>
+      </w:r>
+    </w:p>
+    <w:p>
+      <w:pPr>
+        <w:spacing w:after="200" w:line="276" w:lineRule="auto"/>
+        <w:rPr>
+          <w:b/>
+          <w:bCs/>
+          <w:highlight w:val="yellow"/>
+        </w:rPr>
+      </w:pPr>
+    </w:p>
+    <w:p>
+      <w:pPr>
+        <w:spacing w:after="200" w:line="276" w:lineRule="auto"/>
+      </w:pPr>
+      <w:r>
+        <w:rPr>
+          <w:b/>
+          <w:bCs/>
+          <w:highlight w:val="yellow"/>
+        </w:rPr>
+        <w:t>Though I came to know her well only in the past 5 years, w</w:t>
+      </w:r>
+      <w:r>
+        <w:rPr>
+          <w:b/>
+          <w:bCs/>
+          <w:highlight w:val="yellow"/>
+        </w:rPr>
+        <w:t>e were</w:t>
       </w:r>
       <w:r>
         <w:rPr>
@@ -348,13 +347,7 @@
         <w:rPr>
           <w:highlight w:val="yellow"/>
         </w:rPr>
-        <w:t>T</w:t>
-      </w:r>
-      <w:r>
-        <w:rPr>
-          <w:highlight w:val="yellow"/>
-        </w:rPr>
-        <w:t>hat seems right. //</w:t>
+        <w:t>That seems right. //</w:t>
       </w:r>
       <w:r>
         <w:rPr>
@@ -472,15 +465,25 @@
         <w:rPr>
           <w:highlight w:val="yellow"/>
         </w:rPr>
-        <w:t xml:space="preserve">  Abuse.  Neglect.  Cruelty.</w:t>
-      </w:r>
-    </w:p>
-    <w:p>
-      <w:pPr>
-        <w:spacing w:after="200" w:line="276" w:lineRule="auto"/>
-      </w:pPr>
-      <w:r>
-        <w:t>There were seasons… when the parents were simply… gone. //</w:t>
+        <w:t xml:space="preserve">  Abuse.  Neglect. </w:t>
+      </w:r>
+    </w:p>
+    <w:p>
+      <w:pPr>
+        <w:spacing w:after="200" w:line="276" w:lineRule="auto"/>
+      </w:pPr>
+      <w:r>
+        <w:t xml:space="preserve">There were seasons… when the parents were simply… </w:t>
+      </w:r>
+      <w:r>
+        <w:rPr>
+          <w:b/>
+          <w:bCs/>
+        </w:rPr>
+        <w:t>gone</w:t>
+      </w:r>
+      <w:r>
+        <w:t>. //</w:t>
       </w:r>
     </w:p>
     <w:p>
@@ -572,14 +575,6 @@
       <w:r>
         <w:t>//</w:t>
       </w:r>
-    </w:p>
-    <w:p>
-      <w:pPr>
-        <w:spacing w:after="200" w:line="276" w:lineRule="auto"/>
-        <w:rPr>
-          <w:highlight w:val="yellow"/>
-        </w:rPr>
-      </w:pPr>
     </w:p>
     <w:p>
       <w:pPr>
@@ -1524,13 +1519,7 @@
         <w:rPr>
           <w:highlight w:val="yellow"/>
         </w:rPr>
-        <w:t>S</w:t>
-      </w:r>
-      <w:r>
-        <w:rPr>
-          <w:highlight w:val="yellow"/>
-        </w:rPr>
-        <w:t xml:space="preserve">he held the rest of us to those standards… / </w:t>
+        <w:t xml:space="preserve">She held the rest of us to those standards… / </w:t>
       </w:r>
       <w:r>
         <w:rPr>
@@ -1649,12 +1638,31 @@
     <w:p>
       <w:pPr>
         <w:spacing w:after="200" w:line="276" w:lineRule="auto"/>
-      </w:pPr>
-      <w:r>
-        <w:rPr>
-          <w:b/>
-          <w:bCs/>
-        </w:rPr>
+        <w:rPr>
+          <w:b/>
+          <w:bCs/>
+        </w:rPr>
+      </w:pPr>
+    </w:p>
+    <w:p>
+      <w:pPr>
+        <w:spacing w:after="200" w:line="276" w:lineRule="auto"/>
+        <w:rPr>
+          <w:b/>
+          <w:bCs/>
+        </w:rPr>
+      </w:pPr>
+    </w:p>
+    <w:p>
+      <w:pPr>
+        <w:spacing w:after="200" w:line="276" w:lineRule="auto"/>
+      </w:pPr>
+      <w:r>
+        <w:rPr>
+          <w:b/>
+          <w:bCs/>
+        </w:rPr>
+        <w:lastRenderedPageBreak/>
         <w:t xml:space="preserve">-------------- </w:t>
       </w:r>
       <w:r>
@@ -1681,7 +1689,6 @@
         <w:spacing w:after="200" w:line="276" w:lineRule="auto"/>
       </w:pPr>
       <w:r>
-        <w:lastRenderedPageBreak/>
         <w:t>Jo Anna struggled… with depression. //</w:t>
       </w:r>
     </w:p>
@@ -1873,41 +1880,6 @@
     <w:p>
       <w:pPr>
         <w:spacing w:after="200" w:line="276" w:lineRule="auto"/>
-        <w:rPr>
-          <w:highlight w:val="yellow"/>
-        </w:rPr>
-      </w:pPr>
-    </w:p>
-    <w:p>
-      <w:pPr>
-        <w:spacing w:after="200" w:line="276" w:lineRule="auto"/>
-      </w:pPr>
-      <w:r>
-        <w:rPr>
-          <w:highlight w:val="yellow"/>
-        </w:rPr>
-        <w:t>And her last years… were cruel. //</w:t>
-      </w:r>
-    </w:p>
-    <w:p>
-      <w:pPr>
-        <w:spacing w:after="200" w:line="276" w:lineRule="auto"/>
-      </w:pPr>
-      <w:r>
-        <w:t>Illness on top of illness. / Nerve pain… that would not let go. //</w:t>
-      </w:r>
-    </w:p>
-    <w:p>
-      <w:pPr>
-        <w:spacing w:after="200" w:line="276" w:lineRule="auto"/>
-        <w:rPr>
-          <w:highlight w:val="yellow"/>
-        </w:rPr>
-      </w:pPr>
-    </w:p>
-    <w:p>
-      <w:pPr>
-        <w:spacing w:after="200" w:line="276" w:lineRule="auto"/>
       </w:pPr>
       <w:r>
         <w:rPr>
@@ -1968,6 +1940,80 @@
       </w:r>
       <w:r>
         <w:t>She suffered at the end. //</w:t>
+      </w:r>
+    </w:p>
+    <w:p>
+      <w:pPr>
+        <w:spacing w:after="200" w:line="276" w:lineRule="auto"/>
+        <w:rPr>
+          <w:b/>
+          <w:bCs/>
+        </w:rPr>
+      </w:pPr>
+      <w:r>
+        <w:rPr>
+          <w:b/>
+          <w:bCs/>
+          <w:highlight w:val="yellow"/>
+        </w:rPr>
+        <w:t xml:space="preserve">She never really realized that suffering is </w:t>
+      </w:r>
+      <w:r>
+        <w:rPr>
+          <w:b/>
+          <w:bCs/>
+          <w:highlight w:val="yellow"/>
+        </w:rPr>
+        <w:t xml:space="preserve">a </w:t>
+      </w:r>
+      <w:r>
+        <w:rPr>
+          <w:b/>
+          <w:bCs/>
+          <w:highlight w:val="yellow"/>
+        </w:rPr>
+        <w:t xml:space="preserve">uniquely human experience.  </w:t>
+      </w:r>
+      <w:r>
+        <w:rPr>
+          <w:b/>
+          <w:bCs/>
+          <w:highlight w:val="yellow"/>
+        </w:rPr>
+        <w:t xml:space="preserve">That </w:t>
+      </w:r>
+      <w:r>
+        <w:rPr>
+          <w:b/>
+          <w:bCs/>
+          <w:highlight w:val="yellow"/>
+        </w:rPr>
+        <w:t>one</w:t>
+      </w:r>
+      <w:r>
+        <w:rPr>
+          <w:b/>
+          <w:bCs/>
+          <w:highlight w:val="yellow"/>
+        </w:rPr>
+        <w:t xml:space="preserve"> purpose of suffering is to draw us closer to ultimate Truth, to the Good, to our Creator.  The angels in heaven watch in awe as we, lowly humans, endure what </w:t>
+      </w:r>
+      <w:r>
+        <w:rPr>
+          <w:b/>
+          <w:bCs/>
+          <w:highlight w:val="yellow"/>
+          <w:u w:val="single"/>
+        </w:rPr>
+        <w:t>only we</w:t>
+      </w:r>
+      <w:r>
+        <w:rPr>
+          <w:b/>
+          <w:bCs/>
+          <w:highlight w:val="yellow"/>
+        </w:rPr>
+        <w:t xml:space="preserve"> have in common with God the Son Himself, the experience of suffering.</w:t>
       </w:r>
     </w:p>
     <w:p>
@@ -3152,10 +3198,7 @@
         <w:spacing w:after="200" w:line="276" w:lineRule="auto"/>
       </w:pPr>
       <w:r>
-        <w:t>T</w:t>
-      </w:r>
-      <w:r>
-        <w:t xml:space="preserve">he full tables… the </w:t>
+        <w:t xml:space="preserve">The full tables… the </w:t>
       </w:r>
       <w:r>
         <w:t>hopeful</w:t>
@@ -3395,12 +3438,22 @@
     <w:p>
       <w:pPr>
         <w:spacing w:after="200" w:line="276" w:lineRule="auto"/>
-      </w:pPr>
-      <w:r>
-        <w:rPr>
-          <w:b/>
-          <w:bCs/>
-        </w:rPr>
+        <w:rPr>
+          <w:b/>
+          <w:bCs/>
+        </w:rPr>
+      </w:pPr>
+    </w:p>
+    <w:p>
+      <w:pPr>
+        <w:spacing w:after="200" w:line="276" w:lineRule="auto"/>
+      </w:pPr>
+      <w:r>
+        <w:rPr>
+          <w:b/>
+          <w:bCs/>
+        </w:rPr>
+        <w:lastRenderedPageBreak/>
         <w:t>-------------- 15</w:t>
       </w:r>
     </w:p>
@@ -3412,7 +3465,6 @@
         <w:rPr>
           <w:highlight w:val="yellow"/>
         </w:rPr>
-        <w:lastRenderedPageBreak/>
         <w:t>And how does the Bible picture that gathering? //</w:t>
       </w:r>
     </w:p>
@@ -3936,7 +3988,6 @@
           <w:b/>
           <w:bCs/>
         </w:rPr>
-        <w:lastRenderedPageBreak/>
         <w:t>-------------- 17</w:t>
       </w:r>
     </w:p>
